--- a/Rexus_Aeronautical_Engineering_Resume.docx
+++ b/Rexus_Aeronautical_Engineering_Resume.docx
@@ -6,9 +6,6 @@
       <w:pPr>
         <w:spacing w:after="20"/>
         <w:jc w:val="center"/>
-        <w:rPr>
-          <w:rFonts w:hint="eastAsia"/>
-        </w:rPr>
       </w:pPr>
       <w:r>
         <w:rPr>
@@ -33,9 +30,6 @@
       <w:pPr>
         <w:spacing w:after="20"/>
         <w:jc w:val="center"/>
-        <w:rPr>
-          <w:rFonts w:hint="eastAsia"/>
-        </w:rPr>
       </w:pPr>
       <w:r>
         <w:rPr>
@@ -49,9 +43,6 @@
     <w:p>
       <w:pPr>
         <w:jc w:val="center"/>
-        <w:rPr>
-          <w:rFonts w:hint="eastAsia"/>
-        </w:rPr>
       </w:pPr>
       <w:proofErr w:type="gramStart"/>
       <w:r>
@@ -75,21 +66,7 @@
             <w:color w:val="0563C1"/>
             <w:u w:val="single"/>
           </w:rPr>
-          <w:t>https://reinhardt0731.github.io/</w:t>
-        </w:r>
-        <w:r>
-          <w:rPr>
-            <w:color w:val="0563C1"/>
-            <w:u w:val="single"/>
-          </w:rPr>
-          <w:t>P</w:t>
-        </w:r>
-        <w:r>
-          <w:rPr>
-            <w:color w:val="0563C1"/>
-            <w:u w:val="single"/>
-          </w:rPr>
-          <w:t>ortFolio/</w:t>
+          <w:t>https://reinhardt0731.github.io/PortFolio/</w:t>
         </w:r>
       </w:hyperlink>
     </w:p>
@@ -99,9 +76,6 @@
           <w:bottom w:val="single" w:sz="5" w:space="1" w:color="9AAFC5"/>
         </w:pBdr>
         <w:spacing w:before="120"/>
-        <w:rPr>
-          <w:rFonts w:hint="eastAsia"/>
-        </w:rPr>
       </w:pPr>
       <w:r>
         <w:rPr>
@@ -114,11 +88,6 @@
       </w:r>
     </w:p>
     <w:p>
-      <w:pPr>
-        <w:rPr>
-          <w:rFonts w:hint="eastAsia"/>
-        </w:rPr>
-      </w:pPr>
       <w:r>
         <w:t xml:space="preserve">Aeronautical Engineering graduate (BS) with hands-on experience in 3D CAD modeling, simulation, and engineering design. Proficient in </w:t>
       </w:r>
@@ -170,9 +139,6 @@
           <w:bottom w:val="single" w:sz="5" w:space="1" w:color="9AAFC5"/>
         </w:pBdr>
         <w:spacing w:before="120"/>
-        <w:rPr>
-          <w:rFonts w:hint="eastAsia"/>
-        </w:rPr>
       </w:pPr>
       <w:r>
         <w:rPr>
@@ -187,9 +153,6 @@
     <w:p>
       <w:pPr>
         <w:spacing w:after="20"/>
-        <w:rPr>
-          <w:rFonts w:hint="eastAsia"/>
-        </w:rPr>
       </w:pPr>
       <w:r>
         <w:rPr>
@@ -204,9 +167,6 @@
     <w:p>
       <w:pPr>
         <w:spacing w:after="20"/>
-        <w:rPr>
-          <w:rFonts w:hint="eastAsia"/>
-        </w:rPr>
       </w:pPr>
       <w:r>
         <w:rPr>
@@ -221,9 +181,6 @@
     <w:p>
       <w:pPr>
         <w:spacing w:after="20"/>
-        <w:rPr>
-          <w:rFonts w:hint="eastAsia"/>
-        </w:rPr>
       </w:pPr>
       <w:r>
         <w:rPr>
@@ -249,9 +206,6 @@
     <w:p>
       <w:pPr>
         <w:spacing w:after="20"/>
-        <w:rPr>
-          <w:rFonts w:hint="eastAsia"/>
-        </w:rPr>
       </w:pPr>
       <w:r>
         <w:rPr>
@@ -269,9 +223,6 @@
           <w:bottom w:val="single" w:sz="5" w:space="1" w:color="9AAFC5"/>
         </w:pBdr>
         <w:spacing w:before="120"/>
-        <w:rPr>
-          <w:rFonts w:hint="eastAsia"/>
-        </w:rPr>
       </w:pPr>
       <w:r>
         <w:rPr>
@@ -286,9 +237,6 @@
     <w:p>
       <w:pPr>
         <w:spacing w:after="20"/>
-        <w:rPr>
-          <w:rFonts w:hint="eastAsia"/>
-        </w:rPr>
       </w:pPr>
       <w:r>
         <w:rPr>
@@ -312,9 +260,6 @@
         <w:pStyle w:val="ListBullet"/>
         <w:spacing w:after="20"/>
         <w:ind w:left="259" w:hanging="173"/>
-        <w:rPr>
-          <w:rFonts w:hint="eastAsia"/>
-        </w:rPr>
       </w:pPr>
       <w:r>
         <w:t>Made Software that would streamline the Conceptual Design Pipeline to allow rapid calculation of weight estimation at varying mission profiles, Parametric Modeling for Wings and Fuselage,</w:t>
@@ -325,9 +270,6 @@
         <w:pStyle w:val="ListBullet"/>
         <w:spacing w:after="20"/>
         <w:ind w:left="259" w:hanging="173"/>
-        <w:rPr>
-          <w:rFonts w:hint="eastAsia"/>
-        </w:rPr>
       </w:pPr>
       <w:r>
         <w:t>Applied engineering assumptions and first-principles calculations to support early-stage design decisions.</w:t>
@@ -336,9 +278,6 @@
     <w:p>
       <w:pPr>
         <w:spacing w:after="20"/>
-        <w:rPr>
-          <w:rFonts w:hint="eastAsia"/>
-        </w:rPr>
       </w:pPr>
       <w:r>
         <w:rPr>
@@ -352,9 +291,6 @@
         <w:pStyle w:val="ListBullet"/>
         <w:spacing w:after="20"/>
         <w:ind w:left="259" w:hanging="173"/>
-        <w:rPr>
-          <w:rFonts w:hint="eastAsia"/>
-        </w:rPr>
       </w:pPr>
       <w:r>
         <w:t>Explored airfoil-related engineering calculations and weight-distribution methods; used scripting to support repeatable analysis and optimization tasks.</w:t>
@@ -363,9 +299,6 @@
     <w:p>
       <w:pPr>
         <w:spacing w:after="20"/>
-        <w:rPr>
-          <w:rFonts w:hint="eastAsia"/>
-        </w:rPr>
       </w:pPr>
       <w:r>
         <w:rPr>
@@ -379,9 +312,6 @@
         <w:pStyle w:val="ListBullet"/>
         <w:spacing w:after="20"/>
         <w:ind w:left="259" w:hanging="173"/>
-        <w:rPr>
-          <w:rFonts w:hint="eastAsia"/>
-        </w:rPr>
       </w:pPr>
       <w:r>
         <w:t>Worked through propeller and aircraft performance relationships to evaluate climb and flight-performance concepts.</w:t>
@@ -390,9 +320,6 @@
     <w:p>
       <w:pPr>
         <w:spacing w:after="20"/>
-        <w:rPr>
-          <w:rFonts w:hint="eastAsia"/>
-        </w:rPr>
       </w:pPr>
       <w:r>
         <w:rPr>
@@ -456,6 +383,13 @@
           <w:bCs/>
         </w:rPr>
       </w:pPr>
+      <w:r>
+        <w:rPr>
+          <w:b/>
+          <w:bCs/>
+        </w:rPr>
+        <w:t>SolidWorks 3D Parametric Modeling and Fluid Simulation</w:t>
+      </w:r>
     </w:p>
     <w:p>
       <w:pPr>
@@ -467,78 +401,8 @@
         <w:spacing w:after="20"/>
         <w:ind w:left="360" w:hanging="360"/>
         <w:rPr>
-          <w:rFonts w:hint="eastAsia"/>
           <w:b/>
           <w:bCs/>
-        </w:rPr>
-      </w:pPr>
-      <w:r>
-        <w:rPr>
-          <w:b/>
-          <w:bCs/>
-        </w:rPr>
-        <w:t>SolidWorks 3D Parametric Modeling and Fluid Simulation</w:t>
-      </w:r>
-    </w:p>
-    <w:p>
-      <w:pPr>
-        <w:pBdr>
-          <w:bottom w:val="single" w:sz="5" w:space="1" w:color="9AAFC5"/>
-        </w:pBdr>
-        <w:spacing w:before="120"/>
-        <w:rPr>
-          <w:rFonts w:hint="eastAsia"/>
-        </w:rPr>
-      </w:pPr>
-      <w:r>
-        <w:rPr>
-          <w:rFonts w:ascii="Aptos Display" w:hAnsi="Aptos Display"/>
-          <w:b/>
-          <w:color w:val="1F3754"/>
-          <w:sz w:val="20"/>
-        </w:rPr>
-        <w:t>Other Projects</w:t>
-      </w:r>
-    </w:p>
-    <w:p>
-      <w:pPr>
-        <w:spacing w:after="20"/>
-        <w:rPr>
-          <w:bCs/>
-        </w:rPr>
-      </w:pPr>
-      <w:r>
-        <w:rPr>
-          <w:bCs/>
-        </w:rPr>
-        <w:t>Blender Animation</w:t>
-      </w:r>
-      <w:r>
-        <w:rPr>
-          <w:bCs/>
-        </w:rPr>
-        <w:t xml:space="preserve"> </w:t>
-      </w:r>
-    </w:p>
-    <w:p>
-      <w:pPr>
-        <w:spacing w:after="20"/>
-        <w:rPr>
-          <w:bCs/>
-        </w:rPr>
-      </w:pPr>
-      <w:r>
-        <w:rPr>
-          <w:bCs/>
-        </w:rPr>
-        <w:t>Thermodynamic Properties of Each Altitude Calculator</w:t>
-      </w:r>
-    </w:p>
-    <w:p>
-      <w:pPr>
-        <w:spacing w:after="20"/>
-        <w:rPr>
-          <w:rFonts w:hint="eastAsia"/>
         </w:rPr>
       </w:pPr>
     </w:p>
@@ -548,23 +412,6 @@
           <w:bottom w:val="single" w:sz="5" w:space="1" w:color="9AAFC5"/>
         </w:pBdr>
         <w:spacing w:before="120"/>
-        <w:rPr>
-          <w:rFonts w:ascii="Aptos Display" w:hAnsi="Aptos Display"/>
-          <w:b/>
-          <w:color w:val="1F3754"/>
-          <w:sz w:val="20"/>
-        </w:rPr>
-      </w:pPr>
-    </w:p>
-    <w:p>
-      <w:pPr>
-        <w:pBdr>
-          <w:bottom w:val="single" w:sz="5" w:space="1" w:color="9AAFC5"/>
-        </w:pBdr>
-        <w:spacing w:before="120"/>
-        <w:rPr>
-          <w:rFonts w:hint="eastAsia"/>
-        </w:rPr>
       </w:pPr>
       <w:r>
         <w:rPr>
@@ -579,9 +426,6 @@
     <w:p>
       <w:pPr>
         <w:spacing w:after="20"/>
-        <w:rPr>
-          <w:rFonts w:hint="eastAsia"/>
-        </w:rPr>
       </w:pPr>
       <w:r>
         <w:rPr>
@@ -608,9 +452,6 @@
     <w:p>
       <w:pPr>
         <w:spacing w:after="20"/>
-        <w:rPr>
-          <w:rFonts w:hint="eastAsia"/>
-        </w:rPr>
       </w:pPr>
       <w:r>
         <w:t>Graduation year: 2026</w:t>
@@ -622,9 +463,6 @@
           <w:bottom w:val="single" w:sz="5" w:space="1" w:color="9AAFC5"/>
         </w:pBdr>
         <w:spacing w:before="120"/>
-        <w:rPr>
-          <w:rFonts w:hint="eastAsia"/>
-        </w:rPr>
       </w:pPr>
       <w:r>
         <w:rPr>
@@ -641,9 +479,6 @@
         <w:pStyle w:val="ListBullet"/>
         <w:spacing w:after="20"/>
         <w:ind w:left="259" w:hanging="173"/>
-        <w:rPr>
-          <w:rFonts w:hint="eastAsia"/>
-        </w:rPr>
       </w:pPr>
       <w:r>
         <w:t>Best in Aircraft Design</w:t>
@@ -654,9 +489,6 @@
         <w:pStyle w:val="ListBullet"/>
         <w:spacing w:after="20"/>
         <w:ind w:left="259" w:hanging="173"/>
-        <w:rPr>
-          <w:rFonts w:hint="eastAsia"/>
-        </w:rPr>
       </w:pPr>
       <w:r>
         <w:t>Best in Feasibility Study</w:t>
@@ -667,9 +499,6 @@
         <w:pStyle w:val="ListBullet"/>
         <w:spacing w:after="20"/>
         <w:ind w:left="259" w:hanging="173"/>
-        <w:rPr>
-          <w:rFonts w:hint="eastAsia"/>
-        </w:rPr>
       </w:pPr>
       <w:r>
         <w:t>Best in UAV Design</w:t>
@@ -681,9 +510,6 @@
           <w:bottom w:val="single" w:sz="5" w:space="1" w:color="9AAFC5"/>
         </w:pBdr>
         <w:spacing w:before="120"/>
-        <w:rPr>
-          <w:rFonts w:hint="eastAsia"/>
-        </w:rPr>
       </w:pPr>
       <w:r>
         <w:rPr>
@@ -786,9 +612,6 @@
         <w:pStyle w:val="ListBullet"/>
         <w:spacing w:after="20"/>
         <w:ind w:left="259" w:hanging="173"/>
-        <w:rPr>
-          <w:rFonts w:hint="eastAsia"/>
-        </w:rPr>
       </w:pPr>
       <w:r>
         <w:rPr>
@@ -823,7 +646,6 @@
     </w:p>
     <w:p>
       <w:r>
-        <w:lastRenderedPageBreak/>
         <w:t>.</w:t>
       </w:r>
     </w:p>
@@ -833,9 +655,6 @@
           <w:bottom w:val="single" w:sz="5" w:space="1" w:color="9AAFC5"/>
         </w:pBdr>
         <w:spacing w:before="120"/>
-        <w:rPr>
-          <w:rFonts w:hint="eastAsia"/>
-        </w:rPr>
       </w:pPr>
       <w:r>
         <w:rPr>
@@ -850,9 +669,6 @@
     <w:p>
       <w:pPr>
         <w:spacing w:after="20"/>
-        <w:rPr>
-          <w:rFonts w:hint="eastAsia"/>
-        </w:rPr>
       </w:pPr>
       <w:r>
         <w:rPr>
@@ -867,9 +683,6 @@
     <w:p>
       <w:pPr>
         <w:spacing w:after="20"/>
-        <w:rPr>
-          <w:rFonts w:hint="eastAsia"/>
-        </w:rPr>
       </w:pPr>
       <w:proofErr w:type="spellStart"/>
       <w:r>
@@ -880,13 +693,7 @@
         <w:t xml:space="preserve">: </w:t>
       </w:r>
     </w:p>
-    <w:p>
-      <w:pPr>
-        <w:rPr>
-          <w:rFonts w:hint="eastAsia"/>
-        </w:rPr>
-      </w:pPr>
-    </w:p>
+    <w:p/>
     <w:sectPr>
       <w:pgSz w:w="12240" w:h="15840"/>
       <w:pgMar w:top="792" w:right="1008" w:bottom="792" w:left="1008" w:header="720" w:footer="720" w:gutter="0"/>
@@ -1070,6 +877,119 @@
       </w:rPr>
     </w:lvl>
   </w:abstractNum>
+  <w:abstractNum w:abstractNumId="9" w15:restartNumberingAfterBreak="0">
+    <w:nsid w:val="3F5D10BD"/>
+    <w:multiLevelType w:val="hybridMultilevel"/>
+    <w:tmpl w:val="95F20458"/>
+    <w:lvl w:ilvl="0" w:tplc="34090001">
+      <w:start w:val="1"/>
+      <w:numFmt w:val="bullet"/>
+      <w:lvlText w:val=""/>
+      <w:lvlJc w:val="left"/>
+      <w:pPr>
+        <w:ind w:left="720" w:hanging="360"/>
+      </w:pPr>
+      <w:rPr>
+        <w:rFonts w:ascii="Symbol" w:hAnsi="Symbol" w:hint="default"/>
+      </w:rPr>
+    </w:lvl>
+    <w:lvl w:ilvl="1" w:tplc="34090003" w:tentative="1">
+      <w:start w:val="1"/>
+      <w:numFmt w:val="bullet"/>
+      <w:lvlText w:val="o"/>
+      <w:lvlJc w:val="left"/>
+      <w:pPr>
+        <w:ind w:left="1440" w:hanging="360"/>
+      </w:pPr>
+      <w:rPr>
+        <w:rFonts w:ascii="Courier New" w:hAnsi="Courier New" w:cs="Courier New" w:hint="default"/>
+      </w:rPr>
+    </w:lvl>
+    <w:lvl w:ilvl="2" w:tplc="34090005" w:tentative="1">
+      <w:start w:val="1"/>
+      <w:numFmt w:val="bullet"/>
+      <w:lvlText w:val=""/>
+      <w:lvlJc w:val="left"/>
+      <w:pPr>
+        <w:ind w:left="2160" w:hanging="360"/>
+      </w:pPr>
+      <w:rPr>
+        <w:rFonts w:ascii="Wingdings" w:hAnsi="Wingdings" w:hint="default"/>
+      </w:rPr>
+    </w:lvl>
+    <w:lvl w:ilvl="3" w:tplc="34090001" w:tentative="1">
+      <w:start w:val="1"/>
+      <w:numFmt w:val="bullet"/>
+      <w:lvlText w:val=""/>
+      <w:lvlJc w:val="left"/>
+      <w:pPr>
+        <w:ind w:left="2880" w:hanging="360"/>
+      </w:pPr>
+      <w:rPr>
+        <w:rFonts w:ascii="Symbol" w:hAnsi="Symbol" w:hint="default"/>
+      </w:rPr>
+    </w:lvl>
+    <w:lvl w:ilvl="4" w:tplc="34090003" w:tentative="1">
+      <w:start w:val="1"/>
+      <w:numFmt w:val="bullet"/>
+      <w:lvlText w:val="o"/>
+      <w:lvlJc w:val="left"/>
+      <w:pPr>
+        <w:ind w:left="3600" w:hanging="360"/>
+      </w:pPr>
+      <w:rPr>
+        <w:rFonts w:ascii="Courier New" w:hAnsi="Courier New" w:cs="Courier New" w:hint="default"/>
+      </w:rPr>
+    </w:lvl>
+    <w:lvl w:ilvl="5" w:tplc="34090005" w:tentative="1">
+      <w:start w:val="1"/>
+      <w:numFmt w:val="bullet"/>
+      <w:lvlText w:val=""/>
+      <w:lvlJc w:val="left"/>
+      <w:pPr>
+        <w:ind w:left="4320" w:hanging="360"/>
+      </w:pPr>
+      <w:rPr>
+        <w:rFonts w:ascii="Wingdings" w:hAnsi="Wingdings" w:hint="default"/>
+      </w:rPr>
+    </w:lvl>
+    <w:lvl w:ilvl="6" w:tplc="34090001" w:tentative="1">
+      <w:start w:val="1"/>
+      <w:numFmt w:val="bullet"/>
+      <w:lvlText w:val=""/>
+      <w:lvlJc w:val="left"/>
+      <w:pPr>
+        <w:ind w:left="5040" w:hanging="360"/>
+      </w:pPr>
+      <w:rPr>
+        <w:rFonts w:ascii="Symbol" w:hAnsi="Symbol" w:hint="default"/>
+      </w:rPr>
+    </w:lvl>
+    <w:lvl w:ilvl="7" w:tplc="34090003" w:tentative="1">
+      <w:start w:val="1"/>
+      <w:numFmt w:val="bullet"/>
+      <w:lvlText w:val="o"/>
+      <w:lvlJc w:val="left"/>
+      <w:pPr>
+        <w:ind w:left="5760" w:hanging="360"/>
+      </w:pPr>
+      <w:rPr>
+        <w:rFonts w:ascii="Courier New" w:hAnsi="Courier New" w:cs="Courier New" w:hint="default"/>
+      </w:rPr>
+    </w:lvl>
+    <w:lvl w:ilvl="8" w:tplc="34090005" w:tentative="1">
+      <w:start w:val="1"/>
+      <w:numFmt w:val="bullet"/>
+      <w:lvlText w:val=""/>
+      <w:lvlJc w:val="left"/>
+      <w:pPr>
+        <w:ind w:left="6480" w:hanging="360"/>
+      </w:pPr>
+      <w:rPr>
+        <w:rFonts w:ascii="Wingdings" w:hAnsi="Wingdings" w:hint="default"/>
+      </w:rPr>
+    </w:lvl>
+  </w:abstractNum>
   <w:num w:numId="1" w16cid:durableId="1547378183">
     <w:abstractNumId w:val="8"/>
   </w:num>
@@ -1096,6 +1016,9 @@
   </w:num>
   <w:num w:numId="9" w16cid:durableId="1535194814">
     <w:abstractNumId w:val="0"/>
+  </w:num>
+  <w:num w:numId="10" w16cid:durableId="1370109069">
+    <w:abstractNumId w:val="9"/>
   </w:num>
 </w:numbering>
 </file>
@@ -1710,6 +1633,7 @@
   <w:style w:type="character" w:default="1" w:styleId="DefaultParagraphFont">
     <w:name w:val="Default Paragraph Font"/>
     <w:uiPriority w:val="1"/>
+    <w:semiHidden/>
     <w:unhideWhenUsed/>
   </w:style>
   <w:style w:type="table" w:default="1" w:styleId="TableNormal">
